--- a/app/templates/PLI_M76.docx
+++ b/app/templates/PLI_M76.docx
@@ -324,7 +324,7 @@
           <w:sz w:val="24"/>
           <w:sz-cs w:val="24"/>
         </w:rPr>
-        <w:t>:{co_quan_dkkd}</w:t>
+        <w:t>: {co_quan_dkkd}</w:t>
       </w:r>
     </w:p>
     <w:p>
@@ -350,20 +350,20 @@
           <w:sz w:val="24"/>
           <w:sz-cs w:val="24"/>
         </w:rPr>
-        <w:t>Điện thoại:{dien_thoai_khac}Số fax:{fax}</w:t>
-      </w:r>
-    </w:p>
-    <w:p>
-      <w:pPr>
-        <w:spacing w:before="120"/>
-      </w:pPr>
-      <w:r>
-        <w:rPr>
-          <w:rFonts w:ascii="Arial" w:hAnsi="Arial" w:cs="Arial"/>
-          <w:sz w:val="24"/>
-          <w:sz-cs w:val="24"/>
-        </w:rPr>
-        <w:t>Thư điện tử:{email_khac}Website:{website}</w:t>
+        <w:t>Điện thoại: {dien_thoai_khac} Số fax: {fax}</w:t>
+      </w:r>
+    </w:p>
+    <w:p>
+      <w:pPr>
+        <w:spacing w:before="120"/>
+      </w:pPr>
+      <w:r>
+        <w:rPr>
+          <w:rFonts w:ascii="Arial" w:hAnsi="Arial" w:cs="Arial"/>
+          <w:sz w:val="24"/>
+          <w:sz-cs w:val="24"/>
+        </w:rPr>
+        <w:t>Thư điện tử: {email_khac} Website: {website}</w:t>
       </w:r>
     </w:p>
     <w:p>

--- a/app/templates/PLI_M76.docx
+++ b/app/templates/PLI_M76.docx
@@ -173,33 +173,30 @@
           <w:sz w:val="24"/>
           <w:sz-cs w:val="24"/>
         </w:rPr>
-        <w:t xml:space="preserve">(</w:t>
-      </w:r>
-      <w:r>
-        <w:rPr>
-          <w:rFonts w:ascii="Arial" w:hAnsi="Arial" w:cs="Arial"/>
-          <w:sz w:val="24"/>
-          <w:sz-cs w:val="24"/>
-          <w:i/>
-        </w:rPr>
-        <w:t xml:space="preserve">Tên doanh nghiệp</w:t>
-      </w:r>
-      <w:r>
-        <w:rPr>
-          <w:rFonts w:ascii="Arial" w:hAnsi="Arial" w:cs="Arial"/>
-          <w:sz w:val="24"/>
-          <w:sz-cs w:val="24"/>
-        </w:rPr>
-        <w:t xml:space="preserve">)</w:t>
-      </w:r>
-      <w:r>
-        <w:rPr>
-          <w:rFonts w:ascii="Arial" w:hAnsi="Arial" w:cs="Arial"/>
-          <w:sz w:val="24"/>
-          <w:sz-cs w:val="24"/>
-          <w:i/>
-        </w:rPr>
-        <w:t xml:space="preserve"/>
+        <w:t>{dn.ten_tieng_viet}</w:t>
+      </w:r>
+      <w:r>
+        <w:rPr>
+          <w:rFonts w:ascii="Arial" w:hAnsi="Arial" w:cs="Arial"/>
+          <w:sz w:val="24"/>
+          <w:sz-cs w:val="24"/>
+          <w:i/>
+        </w:rPr>
+      </w:r>
+      <w:r>
+        <w:rPr>
+          <w:rFonts w:ascii="Arial" w:hAnsi="Arial" w:cs="Arial"/>
+          <w:sz w:val="24"/>
+          <w:sz-cs w:val="24"/>
+        </w:rPr>
+      </w:r>
+      <w:r>
+        <w:rPr>
+          <w:rFonts w:ascii="Arial" w:hAnsi="Arial" w:cs="Arial"/>
+          <w:sz w:val="24"/>
+          <w:sz-cs w:val="24"/>
+          <w:i/>
+        </w:rPr>
       </w:r>
     </w:p>
     <w:p>
